--- a/data/outputs/v2/Grade11/Biology/Quizzes/SS2.2_Growth_and_Development_in_Plants/Biology_G11_SS2.2_Growth_and_Development_in_Plants_L4_AnswerKey.docx
+++ b/data/outputs/v2/Grade11/Biology/Quizzes/SS2.2_Growth_and_Development_in_Plants/Biology_G11_SS2.2_Growth_and_Development_in_Plants_L4_AnswerKey.docx
@@ -1405,7 +1405,7 @@
         </w:rPr>
         <w:t xml:space="preserve">© 2026 SeaVuria and ARES. Aligned with KICD objectives. Developed by SeaVuria; technical implementation by ARES (with AI assistance from Claude). Licensed under </w:t>
       </w:r>
-      <w:hyperlink w:history="1" r:id="rId2v5dkkqmaqzvkebemahve">
+      <w:hyperlink w:history="1" r:id="rId2e-0vbss48s-mi5vinvtv">
         <w:r>
           <w:rPr>
             <w:rFonts w:ascii="Arial" w:cs="Arial" w:eastAsia="Arial" w:hAnsi="Arial"/>
@@ -1426,7 +1426,7 @@
         </w:rPr>
         <w:t xml:space="preserve"> (</w:t>
       </w:r>
-      <w:hyperlink w:history="1" r:id="rIddnth-j63rx9liz2gywny4">
+      <w:hyperlink w:history="1" r:id="rIdytwtxhkwbtpzauvcc3u_r">
         <w:r>
           <w:rPr>
             <w:rFonts w:ascii="Arial" w:cs="Arial" w:eastAsia="Arial" w:hAnsi="Arial"/>

--- a/data/outputs/v2/Grade11/Biology/Quizzes/SS2.2_Growth_and_Development_in_Plants/Biology_G11_SS2.2_Growth_and_Development_in_Plants_L4_AnswerKey.docx
+++ b/data/outputs/v2/Grade11/Biology/Quizzes/SS2.2_Growth_and_Development_in_Plants/Biology_G11_SS2.2_Growth_and_Development_in_Plants_L4_AnswerKey.docx
@@ -29,7 +29,7 @@
           <w:sz w:val="20"/>
           <w:szCs w:val="20"/>
         </w:rPr>
-        <w:t xml:space="preserve">Sub-Strand 2.2: Growth and Development in Plants  •  Lesson 4: Germination: Process, Types and Conditions Necessary for Germination in Maize and Bean Seeds</w:t>
+        <w:t xml:space="preserve">Sub-Strand 2.2: Growth and Development in Plants  •  Lesson 4: Germination: Conditions Necessary and Types (Hypogeal vs Epigeal) in Maize H614 and Rosecoco Beans</w:t>
       </w:r>
     </w:p>
     <w:p>
@@ -377,38 +377,6 @@
                 <w:sz w:val="21"/>
                 <w:szCs w:val="21"/>
               </w:rPr>
-              <w:t xml:space="preserve">A</w:t>
-            </w:r>
-          </w:p>
-        </w:tc>
-        <w:tc>
-          <w:tcPr>
-            <w:tcW w:type="dxa" w:w="1337"/>
-            <w:tcBorders>
-              <w:top w:val="single" w:color="BBBBBB" w:sz="4"/>
-              <w:left w:val="single" w:color="BBBBBB" w:sz="4"/>
-              <w:bottom w:val="single" w:color="BBBBBB" w:sz="4"/>
-              <w:right w:val="single" w:color="BBBBBB" w:sz="4"/>
-            </w:tcBorders>
-            <w:tcMar>
-              <w:top w:type="dxa" w:w="60"/>
-              <w:left w:type="dxa" w:w="80"/>
-              <w:bottom w:type="dxa" w:w="60"/>
-              <w:right w:type="dxa" w:w="80"/>
-            </w:tcMar>
-          </w:tcPr>
-          <w:p>
-            <w:pPr>
-              <w:jc w:val="center"/>
-            </w:pPr>
-            <w:r>
-              <w:rPr>
-                <w:rFonts w:ascii="Arial" w:cs="Arial" w:eastAsia="Arial" w:hAnsi="Arial"/>
-                <w:b/>
-                <w:bCs/>
-                <w:sz w:val="21"/>
-                <w:szCs w:val="21"/>
-              </w:rPr>
               <w:t xml:space="preserve">D</w:t>
             </w:r>
           </w:p>
@@ -441,7 +409,7 @@
                 <w:sz w:val="21"/>
                 <w:szCs w:val="21"/>
               </w:rPr>
-              <w:t xml:space="preserve">D</w:t>
+              <w:t xml:space="preserve">C</w:t>
             </w:r>
           </w:p>
         </w:tc>
@@ -473,7 +441,71 @@
                 <w:sz w:val="21"/>
                 <w:szCs w:val="21"/>
               </w:rPr>
-              <w:t xml:space="preserve">D</w:t>
+              <w:t xml:space="preserve">B</w:t>
+            </w:r>
+          </w:p>
+        </w:tc>
+        <w:tc>
+          <w:tcPr>
+            <w:tcW w:type="dxa" w:w="1337"/>
+            <w:tcBorders>
+              <w:top w:val="single" w:color="BBBBBB" w:sz="4"/>
+              <w:left w:val="single" w:color="BBBBBB" w:sz="4"/>
+              <w:bottom w:val="single" w:color="BBBBBB" w:sz="4"/>
+              <w:right w:val="single" w:color="BBBBBB" w:sz="4"/>
+            </w:tcBorders>
+            <w:tcMar>
+              <w:top w:type="dxa" w:w="60"/>
+              <w:left w:type="dxa" w:w="80"/>
+              <w:bottom w:type="dxa" w:w="60"/>
+              <w:right w:type="dxa" w:w="80"/>
+            </w:tcMar>
+          </w:tcPr>
+          <w:p>
+            <w:pPr>
+              <w:jc w:val="center"/>
+            </w:pPr>
+            <w:r>
+              <w:rPr>
+                <w:rFonts w:ascii="Arial" w:cs="Arial" w:eastAsia="Arial" w:hAnsi="Arial"/>
+                <w:b/>
+                <w:bCs/>
+                <w:sz w:val="21"/>
+                <w:szCs w:val="21"/>
+              </w:rPr>
+              <w:t xml:space="preserve">B</w:t>
+            </w:r>
+          </w:p>
+        </w:tc>
+        <w:tc>
+          <w:tcPr>
+            <w:tcW w:type="dxa" w:w="1337"/>
+            <w:tcBorders>
+              <w:top w:val="single" w:color="BBBBBB" w:sz="4"/>
+              <w:left w:val="single" w:color="BBBBBB" w:sz="4"/>
+              <w:bottom w:val="single" w:color="BBBBBB" w:sz="4"/>
+              <w:right w:val="single" w:color="BBBBBB" w:sz="4"/>
+            </w:tcBorders>
+            <w:tcMar>
+              <w:top w:type="dxa" w:w="60"/>
+              <w:left w:type="dxa" w:w="80"/>
+              <w:bottom w:type="dxa" w:w="60"/>
+              <w:right w:type="dxa" w:w="80"/>
+            </w:tcMar>
+          </w:tcPr>
+          <w:p>
+            <w:pPr>
+              <w:jc w:val="center"/>
+            </w:pPr>
+            <w:r>
+              <w:rPr>
+                <w:rFonts w:ascii="Arial" w:cs="Arial" w:eastAsia="Arial" w:hAnsi="Arial"/>
+                <w:b/>
+                <w:bCs/>
+                <w:sz w:val="21"/>
+                <w:szCs w:val="21"/>
+              </w:rPr>
+              <w:t xml:space="preserve">C</w:t>
             </w:r>
           </w:p>
         </w:tc>
@@ -509,38 +541,6 @@
             </w:r>
           </w:p>
         </w:tc>
-        <w:tc>
-          <w:tcPr>
-            <w:tcW w:type="dxa" w:w="1337"/>
-            <w:tcBorders>
-              <w:top w:val="single" w:color="BBBBBB" w:sz="4"/>
-              <w:left w:val="single" w:color="BBBBBB" w:sz="4"/>
-              <w:bottom w:val="single" w:color="BBBBBB" w:sz="4"/>
-              <w:right w:val="single" w:color="BBBBBB" w:sz="4"/>
-            </w:tcBorders>
-            <w:tcMar>
-              <w:top w:type="dxa" w:w="60"/>
-              <w:left w:type="dxa" w:w="80"/>
-              <w:bottom w:type="dxa" w:w="60"/>
-              <w:right w:type="dxa" w:w="80"/>
-            </w:tcMar>
-          </w:tcPr>
-          <w:p>
-            <w:pPr>
-              <w:jc w:val="center"/>
-            </w:pPr>
-            <w:r>
-              <w:rPr>
-                <w:rFonts w:ascii="Arial" w:cs="Arial" w:eastAsia="Arial" w:hAnsi="Arial"/>
-                <w:b/>
-                <w:bCs/>
-                <w:sz w:val="21"/>
-                <w:szCs w:val="21"/>
-              </w:rPr>
-              <w:t xml:space="preserve">C</w:t>
-            </w:r>
-          </w:p>
-        </w:tc>
       </w:tr>
     </w:tbl>
     <w:p>
@@ -568,7 +568,7 @@
           <w:sz w:val="16"/>
           <w:szCs w:val="16"/>
         </w:rPr>
-        <w:t xml:space="preserve">USE AFTER: PREDICT PHASE — Group prediction chart for the 5 set-ups: the variable to change and the ones to keep the same</w:t>
+        <w:t xml:space="preserve">USE AFTER: PREDICT PHASE — Predict: individual prediction of what a healthy, non-dormant seed needs and the four-jar predictions (Think-Pair-Share)</w:t>
       </w:r>
     </w:p>
     <w:p>
@@ -584,7 +584,7 @@
           <w:sz w:val="21"/>
           <w:szCs w:val="21"/>
         </w:rPr>
-        <w:t xml:space="preserve">Q1. A group sets up Container A (moist cotton wool) and Container B (dry cotton wool) to test whether maize and bean seeds need water to germinate. Which of these must be kept the SAME in both containers for the test to be fair?</w:t>
+        <w:t xml:space="preserve">Q1. Mr. Wafula's healthy, non-dormant maize and bean seeds were planted in the same field after the same rain, but some still failed to germinate. Which set lists the conditions a healthy, non-dormant seed needs in order to germinate?</w:t>
       </w:r>
     </w:p>
     <w:p>
@@ -602,52 +602,52 @@
           <w:sz w:val="21"/>
           <w:szCs w:val="21"/>
         </w:rPr>
-        <w:t xml:space="preserve">A.  The type and number of seeds and the temperature</w:t>
-      </w:r>
-    </w:p>
-    <w:p>
-      <w:pPr>
-        <w:keepNext/>
-        <w:spacing w:after="20"/>
-        <w:ind w:left="360"/>
-      </w:pPr>
-      <w:r>
-        <w:rPr>
-          <w:rFonts w:ascii="Arial" w:cs="Arial" w:eastAsia="Arial" w:hAnsi="Arial"/>
-          <w:sz w:val="21"/>
-          <w:szCs w:val="21"/>
-        </w:rPr>
-        <w:t xml:space="preserve">B.  Whether the seeds are alive or boiled</w:t>
-      </w:r>
-    </w:p>
-    <w:p>
-      <w:pPr>
-        <w:keepNext/>
-        <w:spacing w:after="20"/>
-        <w:ind w:left="360"/>
-      </w:pPr>
-      <w:r>
-        <w:rPr>
-          <w:rFonts w:ascii="Arial" w:cs="Arial" w:eastAsia="Arial" w:hAnsi="Arial"/>
-          <w:sz w:val="21"/>
-          <w:szCs w:val="21"/>
-        </w:rPr>
-        <w:t xml:space="preserve">C.  The amount of water given</w:t>
-      </w:r>
-    </w:p>
-    <w:p>
-      <w:pPr>
-        <w:keepNext/>
-        <w:spacing w:after="20"/>
-        <w:ind w:left="360"/>
-      </w:pPr>
-      <w:r>
-        <w:rPr>
-          <w:rFonts w:ascii="Arial" w:cs="Arial" w:eastAsia="Arial" w:hAnsi="Arial"/>
-          <w:sz w:val="21"/>
-          <w:szCs w:val="21"/>
-        </w:rPr>
-        <w:t xml:space="preserve">D.  Whether the cotton wool is wet or dry</w:t>
+        <w:t xml:space="preserve">A.  Water, oxygen and a suitable temperature</w:t>
+      </w:r>
+    </w:p>
+    <w:p>
+      <w:pPr>
+        <w:keepNext/>
+        <w:spacing w:after="20"/>
+        <w:ind w:left="360"/>
+      </w:pPr>
+      <w:r>
+        <w:rPr>
+          <w:rFonts w:ascii="Arial" w:cs="Arial" w:eastAsia="Arial" w:hAnsi="Arial"/>
+          <w:sz w:val="21"/>
+          <w:szCs w:val="21"/>
+        </w:rPr>
+        <w:t xml:space="preserve">B.  Oxygen, soil and fertiliser</w:t>
+      </w:r>
+    </w:p>
+    <w:p>
+      <w:pPr>
+        <w:keepNext/>
+        <w:spacing w:after="20"/>
+        <w:ind w:left="360"/>
+      </w:pPr>
+      <w:r>
+        <w:rPr>
+          <w:rFonts w:ascii="Arial" w:cs="Arial" w:eastAsia="Arial" w:hAnsi="Arial"/>
+          <w:sz w:val="21"/>
+          <w:szCs w:val="21"/>
+        </w:rPr>
+        <w:t xml:space="preserve">C.  Light, water and soil</w:t>
+      </w:r>
+    </w:p>
+    <w:p>
+      <w:pPr>
+        <w:keepNext/>
+        <w:spacing w:after="20"/>
+        <w:ind w:left="360"/>
+      </w:pPr>
+      <w:r>
+        <w:rPr>
+          <w:rFonts w:ascii="Arial" w:cs="Arial" w:eastAsia="Arial" w:hAnsi="Arial"/>
+          <w:sz w:val="21"/>
+          <w:szCs w:val="21"/>
+        </w:rPr>
+        <w:t xml:space="preserve">D.  Water, light and a suitable temperature</w:t>
       </w:r>
     </w:p>
     <w:p>
@@ -672,7 +672,7 @@
           <w:sz w:val="19"/>
           <w:szCs w:val="19"/>
         </w:rPr>
-        <w:t xml:space="preserve">In a fair test only one variable (water) is changed. The seed type, number of seeds and temperature must stay the same so any difference is caused by water alone.</w:t>
+        <w:t xml:space="preserve">A viable, non-dormant seed needs water, oxygen and a suitable temperature. Light and soil are common misconceptions: the seeds germinated in the dark and soil is not required.</w:t>
       </w:r>
     </w:p>
     <w:p>
@@ -687,7 +687,7 @@
           <w:sz w:val="16"/>
           <w:szCs w:val="16"/>
         </w:rPr>
-        <w:t xml:space="preserve">USE AFTER: OBSERVE PHASE — Part A: Set E, boiled-then-cooled seeds on moist cotton</w:t>
+        <w:t xml:space="preserve">USE AFTER: OBSERVE PHASE — Part A: examining Fatuma's prepared germination jars and identifying changed and controlled variables</w:t>
       </w:r>
     </w:p>
     <w:p>
@@ -703,7 +703,52 @@
           <w:sz w:val="21"/>
           <w:szCs w:val="21"/>
         </w:rPr>
-        <w:t xml:space="preserve">Q2. In the germination investigation, one container holds boiled and then cooled maize and bean seeds on moist cotton wool with air and room temperature. Why is this container included?</w:t>
+        <w:t xml:space="preserve">Q2. Fatuma set up four jars, each with 20 Rosecoco bean seeds: water + air + 25 °C; dry; no air (boiled cooled water with an oil layer); and wet but kept at 4 °C. Which of these was kept the SAME in all four jars so that the test was fair?</w:t>
+      </w:r>
+    </w:p>
+    <w:p>
+      <w:pPr>
+        <w:keepNext/>
+        <w:spacing w:after="20"/>
+        <w:ind w:left="360"/>
+      </w:pPr>
+      <w:r>
+        <w:rPr>
+          <w:rFonts w:ascii="Arial" w:cs="Arial" w:eastAsia="Arial" w:hAnsi="Arial"/>
+          <w:sz w:val="21"/>
+          <w:szCs w:val="21"/>
+        </w:rPr>
+        <w:t xml:space="preserve">A.  The oxygen supply</w:t>
+      </w:r>
+    </w:p>
+    <w:p>
+      <w:pPr>
+        <w:keepNext/>
+        <w:spacing w:after="20"/>
+        <w:ind w:left="360"/>
+      </w:pPr>
+      <w:r>
+        <w:rPr>
+          <w:rFonts w:ascii="Arial" w:cs="Arial" w:eastAsia="Arial" w:hAnsi="Arial"/>
+          <w:sz w:val="21"/>
+          <w:szCs w:val="21"/>
+        </w:rPr>
+        <w:t xml:space="preserve">B.  The temperature</w:t>
+      </w:r>
+    </w:p>
+    <w:p>
+      <w:pPr>
+        <w:keepNext/>
+        <w:spacing w:after="20"/>
+        <w:ind w:left="360"/>
+      </w:pPr>
+      <w:r>
+        <w:rPr>
+          <w:rFonts w:ascii="Arial" w:cs="Arial" w:eastAsia="Arial" w:hAnsi="Arial"/>
+          <w:sz w:val="21"/>
+          <w:szCs w:val="21"/>
+        </w:rPr>
+        <w:t xml:space="preserve">C.  The water supply</w:t>
       </w:r>
     </w:p>
     <w:p>
@@ -721,52 +766,7 @@
           <w:sz w:val="21"/>
           <w:szCs w:val="21"/>
         </w:rPr>
-        <w:t xml:space="preserve">A.  To show that a seed must be alive (viable) to germinate even when water, air and warmth are present</w:t>
-      </w:r>
-    </w:p>
-    <w:p>
-      <w:pPr>
-        <w:keepNext/>
-        <w:spacing w:after="20"/>
-        <w:ind w:left="360"/>
-      </w:pPr>
-      <w:r>
-        <w:rPr>
-          <w:rFonts w:ascii="Arial" w:cs="Arial" w:eastAsia="Arial" w:hAnsi="Arial"/>
-          <w:sz w:val="21"/>
-          <w:szCs w:val="21"/>
-        </w:rPr>
-        <w:t xml:space="preserve">B.  To show that seeds need cold conditions to germinate</w:t>
-      </w:r>
-    </w:p>
-    <w:p>
-      <w:pPr>
-        <w:keepNext/>
-        <w:spacing w:after="20"/>
-        <w:ind w:left="360"/>
-      </w:pPr>
-      <w:r>
-        <w:rPr>
-          <w:rFonts w:ascii="Arial" w:cs="Arial" w:eastAsia="Arial" w:hAnsi="Arial"/>
-          <w:sz w:val="21"/>
-          <w:szCs w:val="21"/>
-        </w:rPr>
-        <w:t xml:space="preserve">C.  To show that seeds germinate faster when they are boiled</w:t>
-      </w:r>
-    </w:p>
-    <w:p>
-      <w:pPr>
-        <w:keepNext/>
-        <w:spacing w:after="20"/>
-        <w:ind w:left="360"/>
-      </w:pPr>
-      <w:r>
-        <w:rPr>
-          <w:rFonts w:ascii="Arial" w:cs="Arial" w:eastAsia="Arial" w:hAnsi="Arial"/>
-          <w:sz w:val="21"/>
-          <w:szCs w:val="21"/>
-        </w:rPr>
-        <w:t xml:space="preserve">D.  To show that seeds need more water than the control container</w:t>
+        <w:t xml:space="preserve">D.  The number of seeds (20) and the seed variety</w:t>
       </w:r>
     </w:p>
     <w:p>
@@ -782,7 +782,7 @@
           <w:sz w:val="21"/>
           <w:szCs w:val="21"/>
         </w:rPr>
-        <w:t xml:space="preserve">Correct answer: A. </w:t>
+        <w:t xml:space="preserve">Correct answer: D. </w:t>
       </w:r>
       <w:r>
         <w:rPr>
@@ -791,7 +791,7 @@
           <w:sz w:val="19"/>
           <w:szCs w:val="19"/>
         </w:rPr>
-        <w:t xml:space="preserve">Boiling kills the embryo. If these seeds fail in good conditions, it shows a viable (living) seed is needed as well as water, oxygen and warmth.</w:t>
+        <w:t xml:space="preserve">Each jar changed only one condition (water, air or temperature). The seed variety (Rosecoco) and the number of seeds (20) stayed the same, so differences in germination can be linked to the changed condition.</w:t>
       </w:r>
     </w:p>
     <w:p>
@@ -806,7 +806,7 @@
           <w:sz w:val="16"/>
           <w:szCs w:val="16"/>
         </w:rPr>
-        <w:t xml:space="preserve">USE AFTER: OBSERVE PHASE — Part B: examining germinating maize and bean seedlings and drawing hypogeal and epigeal germination</w:t>
+        <w:t xml:space="preserve">USE AFTER: OBSERVE PHASE — Part A: counting germinated seeds (radicle visible) and recording them in a table</w:t>
       </w:r>
     </w:p>
     <w:p>
@@ -822,52 +822,37 @@
           <w:sz w:val="21"/>
           <w:szCs w:val="21"/>
         </w:rPr>
-        <w:t xml:space="preserve">Q3. A learner examines two seedlings. In seedling X, the coleoptile and plumule push up while the cotyledon stays below the soil. In seedling Y, the hypocotyl arches and lifts the cotyledons above the soil. Which statement is correct?</w:t>
-      </w:r>
-    </w:p>
-    <w:p>
-      <w:pPr>
-        <w:keepNext/>
-        <w:spacing w:after="20"/>
-        <w:ind w:left="360"/>
-      </w:pPr>
-      <w:r>
-        <w:rPr>
-          <w:rFonts w:ascii="Arial" w:cs="Arial" w:eastAsia="Arial" w:hAnsi="Arial"/>
-          <w:sz w:val="21"/>
-          <w:szCs w:val="21"/>
-        </w:rPr>
-        <w:t xml:space="preserve">A.  Both X and Y are epigeal</w:t>
-      </w:r>
-    </w:p>
-    <w:p>
-      <w:pPr>
-        <w:keepNext/>
-        <w:spacing w:after="20"/>
-        <w:ind w:left="360"/>
-      </w:pPr>
-      <w:r>
-        <w:rPr>
-          <w:rFonts w:ascii="Arial" w:cs="Arial" w:eastAsia="Arial" w:hAnsi="Arial"/>
-          <w:sz w:val="21"/>
-          <w:szCs w:val="21"/>
-        </w:rPr>
-        <w:t xml:space="preserve">B.  X is bean (epigeal) and Y is maize (hypogeal)</w:t>
-      </w:r>
-    </w:p>
-    <w:p>
-      <w:pPr>
-        <w:keepNext/>
-        <w:spacing w:after="20"/>
-        <w:ind w:left="360"/>
-      </w:pPr>
-      <w:r>
-        <w:rPr>
-          <w:rFonts w:ascii="Arial" w:cs="Arial" w:eastAsia="Arial" w:hAnsi="Arial"/>
-          <w:sz w:val="21"/>
-          <w:szCs w:val="21"/>
-        </w:rPr>
-        <w:t xml:space="preserve">C.  Both X and Y are hypogeal</w:t>
+        <w:t xml:space="preserve">Q3. A group is counting germinated Rosecoco bean seeds in a jar on Day 5. When should a seed be counted as GERMINATED?</w:t>
+      </w:r>
+    </w:p>
+    <w:p>
+      <w:pPr>
+        <w:keepNext/>
+        <w:spacing w:after="20"/>
+        <w:ind w:left="360"/>
+      </w:pPr>
+      <w:r>
+        <w:rPr>
+          <w:rFonts w:ascii="Arial" w:cs="Arial" w:eastAsia="Arial" w:hAnsi="Arial"/>
+          <w:sz w:val="21"/>
+          <w:szCs w:val="21"/>
+        </w:rPr>
+        <w:t xml:space="preserve">A.  When the first leaves open</w:t>
+      </w:r>
+    </w:p>
+    <w:p>
+      <w:pPr>
+        <w:keepNext/>
+        <w:spacing w:after="20"/>
+        <w:ind w:left="360"/>
+      </w:pPr>
+      <w:r>
+        <w:rPr>
+          <w:rFonts w:ascii="Arial" w:cs="Arial" w:eastAsia="Arial" w:hAnsi="Arial"/>
+          <w:sz w:val="21"/>
+          <w:szCs w:val="21"/>
+        </w:rPr>
+        <w:t xml:space="preserve">B.  When the seed coat becomes soft and swollen</w:t>
       </w:r>
     </w:p>
     <w:p>
@@ -885,7 +870,22 @@
           <w:sz w:val="21"/>
           <w:szCs w:val="21"/>
         </w:rPr>
-        <w:t xml:space="preserve">D.  X is maize (hypogeal) and Y is bean (epigeal)</w:t>
+        <w:t xml:space="preserve">C.  When the radicle has come out of the seed</w:t>
+      </w:r>
+    </w:p>
+    <w:p>
+      <w:pPr>
+        <w:keepNext/>
+        <w:spacing w:after="20"/>
+        <w:ind w:left="360"/>
+      </w:pPr>
+      <w:r>
+        <w:rPr>
+          <w:rFonts w:ascii="Arial" w:cs="Arial" w:eastAsia="Arial" w:hAnsi="Arial"/>
+          <w:sz w:val="21"/>
+          <w:szCs w:val="21"/>
+        </w:rPr>
+        <w:t xml:space="preserve">D.  When the shoot appears above the soil</w:t>
       </w:r>
     </w:p>
     <w:p>
@@ -901,7 +901,7 @@
           <w:sz w:val="21"/>
           <w:szCs w:val="21"/>
         </w:rPr>
-        <w:t xml:space="preserve">Correct answer: D. </w:t>
+        <w:t xml:space="preserve">Correct answer: C. </w:t>
       </w:r>
       <w:r>
         <w:rPr>
@@ -910,7 +910,7 @@
           <w:sz w:val="19"/>
           <w:szCs w:val="19"/>
         </w:rPr>
-        <w:t xml:space="preserve">Maize shows hypogeal germination, where the cotyledon stays below the soil. Bean shows epigeal germination, where the hypocotyl lifts the cotyledons above the soil.</w:t>
+        <w:t xml:space="preserve">Germination is counted when the radicle emerges and the embryo resumes growth. A shoot above the soil is emergence, a different event.</w:t>
       </w:r>
     </w:p>
     <w:p>
@@ -925,7 +925,7 @@
           <w:sz w:val="16"/>
           <w:szCs w:val="16"/>
         </w:rPr>
-        <w:t xml:space="preserve">USE AFTER: EXPLAIN PHASE — Claim-Evidence-Reasoning: Container C (submerged seeds with oil on top)</w:t>
+        <w:t xml:space="preserve">USE AFTER: EXPLAIN PHASE — Part A: CER on conditions (Jar 3 no-air evidence and the probe 'What does that tell us about oxygen?')</w:t>
       </w:r>
     </w:p>
     <w:p>
@@ -941,52 +941,22 @@
           <w:sz w:val="21"/>
           <w:szCs w:val="21"/>
         </w:rPr>
-        <w:t xml:space="preserve">Q4. Maize seeds are fully submerged in boiled, cooled water with a thin layer of cooking oil on top. After 5 days, very few have germinated, even though there is plenty of water. What is the best explanation?</w:t>
-      </w:r>
-    </w:p>
-    <w:p>
-      <w:pPr>
-        <w:keepNext/>
-        <w:spacing w:after="20"/>
-        <w:ind w:left="360"/>
-      </w:pPr>
-      <w:r>
-        <w:rPr>
-          <w:rFonts w:ascii="Arial" w:cs="Arial" w:eastAsia="Arial" w:hAnsi="Arial"/>
-          <w:sz w:val="21"/>
-          <w:szCs w:val="21"/>
-        </w:rPr>
-        <w:t xml:space="preserve">A.  The water was too warm for enzymes to work</w:t>
-      </w:r>
-    </w:p>
-    <w:p>
-      <w:pPr>
-        <w:keepNext/>
-        <w:spacing w:after="20"/>
-        <w:ind w:left="360"/>
-      </w:pPr>
-      <w:r>
-        <w:rPr>
-          <w:rFonts w:ascii="Arial" w:cs="Arial" w:eastAsia="Arial" w:hAnsi="Arial"/>
-          <w:sz w:val="21"/>
-          <w:szCs w:val="21"/>
-        </w:rPr>
-        <w:t xml:space="preserve">B.  The seeds had no soil to grow in</w:t>
-      </w:r>
-    </w:p>
-    <w:p>
-      <w:pPr>
-        <w:keepNext/>
-        <w:spacing w:after="20"/>
-        <w:ind w:left="360"/>
-      </w:pPr>
-      <w:r>
-        <w:rPr>
-          <w:rFonts w:ascii="Arial" w:cs="Arial" w:eastAsia="Arial" w:hAnsi="Arial"/>
-          <w:sz w:val="21"/>
-          <w:szCs w:val="21"/>
-        </w:rPr>
-        <w:t xml:space="preserve">C.  The seeds received too much light</w:t>
+        <w:t xml:space="preserve">Q4. In Fatuma's set-up, the jar with water at 25 °C but no air (boiled cooled water with an oil layer) had only 1 of 20 seeds germinate. In the jar with water, air and 25 °C, 18 of 20 germinated. What does this comparison show?</w:t>
+      </w:r>
+    </w:p>
+    <w:p>
+      <w:pPr>
+        <w:keepNext/>
+        <w:spacing w:after="20"/>
+        <w:ind w:left="360"/>
+      </w:pPr>
+      <w:r>
+        <w:rPr>
+          <w:rFonts w:ascii="Arial" w:cs="Arial" w:eastAsia="Arial" w:hAnsi="Arial"/>
+          <w:sz w:val="21"/>
+          <w:szCs w:val="21"/>
+        </w:rPr>
+        <w:t xml:space="preserve">A.  Water is enough on its own for germination</w:t>
       </w:r>
     </w:p>
     <w:p>
@@ -1004,7 +974,37 @@
           <w:sz w:val="21"/>
           <w:szCs w:val="21"/>
         </w:rPr>
-        <w:t xml:space="preserve">D.  Too little oxygen is available for aerobic respiration, so the seeds cannot release the energy needed for germination</w:t>
+        <w:t xml:space="preserve">B.  Oxygen is needed, because the embryo uses it in aerobic respiration to release energy for growth</w:t>
+      </w:r>
+    </w:p>
+    <w:p>
+      <w:pPr>
+        <w:keepNext/>
+        <w:spacing w:after="20"/>
+        <w:ind w:left="360"/>
+      </w:pPr>
+      <w:r>
+        <w:rPr>
+          <w:rFonts w:ascii="Arial" w:cs="Arial" w:eastAsia="Arial" w:hAnsi="Arial"/>
+          <w:sz w:val="21"/>
+          <w:szCs w:val="21"/>
+        </w:rPr>
+        <w:t xml:space="preserve">C.  Light is needed, because the oil layer blocked light</w:t>
+      </w:r>
+    </w:p>
+    <w:p>
+      <w:pPr>
+        <w:keepNext/>
+        <w:spacing w:after="20"/>
+        <w:ind w:left="360"/>
+      </w:pPr>
+      <w:r>
+        <w:rPr>
+          <w:rFonts w:ascii="Arial" w:cs="Arial" w:eastAsia="Arial" w:hAnsi="Arial"/>
+          <w:sz w:val="21"/>
+          <w:szCs w:val="21"/>
+        </w:rPr>
+        <w:t xml:space="preserve">D.  Oxygen is not needed, because one seed still germinated</w:t>
       </w:r>
     </w:p>
     <w:p>
@@ -1020,7 +1020,7 @@
           <w:sz w:val="21"/>
           <w:szCs w:val="21"/>
         </w:rPr>
-        <w:t xml:space="preserve">Correct answer: D. </w:t>
+        <w:t xml:space="preserve">Correct answer: B. </w:t>
       </w:r>
       <w:r>
         <w:rPr>
@@ -1029,7 +1029,7 @@
           <w:sz w:val="19"/>
           <w:szCs w:val="19"/>
         </w:rPr>
-        <w:t xml:space="preserve">The oil and boiled water keep oxygen out. Without oxygen, aerobic respiration cannot release energy for germination. This also explains why seeds in waterlogged soil may fail.</w:t>
+        <w:t xml:space="preserve">Water and temperature were suitable in both jars, yet germination fell from 18 to 1 when air was removed. The embryo needs oxygen for aerobic respiration to release energy.</w:t>
       </w:r>
     </w:p>
     <w:p>
@@ -1044,7 +1044,7 @@
           <w:sz w:val="16"/>
           <w:szCs w:val="16"/>
         </w:rPr>
-        <w:t xml:space="preserve">USE AFTER: EXPLAIN PHASE — Claim-Evidence-Reasoning using results from Container A (control)</w:t>
+        <w:t xml:space="preserve">USE AFTER: EXPLAIN PHASE — Part A: linking the no-air jar to the waterlogged low patch on Mr. Wafula's farm</w:t>
       </w:r>
     </w:p>
     <w:p>
@@ -1060,52 +1060,22 @@
           <w:sz w:val="21"/>
           <w:szCs w:val="21"/>
         </w:rPr>
-        <w:t xml:space="preserve">Q5. In a germination test, 9 of 10 bean seeds germinated on moist cotton wool at room temperature with no soil. Which conclusion is supported by this evidence?</w:t>
-      </w:r>
-    </w:p>
-    <w:p>
-      <w:pPr>
-        <w:keepNext/>
-        <w:spacing w:after="20"/>
-        <w:ind w:left="360"/>
-      </w:pPr>
-      <w:r>
-        <w:rPr>
-          <w:rFonts w:ascii="Arial" w:cs="Arial" w:eastAsia="Arial" w:hAnsi="Arial"/>
-          <w:sz w:val="21"/>
-          <w:szCs w:val="21"/>
-        </w:rPr>
-        <w:t xml:space="preserve">A.  Seeds need fertiliser to germinate</w:t>
-      </w:r>
-    </w:p>
-    <w:p>
-      <w:pPr>
-        <w:keepNext/>
-        <w:spacing w:after="20"/>
-        <w:ind w:left="360"/>
-      </w:pPr>
-      <w:r>
-        <w:rPr>
-          <w:rFonts w:ascii="Arial" w:cs="Arial" w:eastAsia="Arial" w:hAnsi="Arial"/>
-          <w:sz w:val="21"/>
-          <w:szCs w:val="21"/>
-        </w:rPr>
-        <w:t xml:space="preserve">B.  Seeds need soil to germinate</w:t>
-      </w:r>
-    </w:p>
-    <w:p>
-      <w:pPr>
-        <w:keepNext/>
-        <w:spacing w:after="20"/>
-        <w:ind w:left="360"/>
-      </w:pPr>
-      <w:r>
-        <w:rPr>
-          <w:rFonts w:ascii="Arial" w:cs="Arial" w:eastAsia="Arial" w:hAnsi="Arial"/>
-          <w:sz w:val="21"/>
-          <w:szCs w:val="21"/>
-        </w:rPr>
-        <w:t xml:space="preserve">C.  Seeds germinate only in the dark</w:t>
+        <w:t xml:space="preserve">Q5. On Mr. Wafula's farm, 6 bean seeds and 3 maize seeds failed to germinate in a low patch that was waterlogged after 25 mm of rain. What is the best explanation?</w:t>
+      </w:r>
+    </w:p>
+    <w:p>
+      <w:pPr>
+        <w:keepNext/>
+        <w:spacing w:after="20"/>
+        <w:ind w:left="360"/>
+      </w:pPr>
+      <w:r>
+        <w:rPr>
+          <w:rFonts w:ascii="Arial" w:cs="Arial" w:eastAsia="Arial" w:hAnsi="Arial"/>
+          <w:sz w:val="21"/>
+          <w:szCs w:val="21"/>
+        </w:rPr>
+        <w:t xml:space="preserve">A.  The rain washed away the light the seeds needed</w:t>
       </w:r>
     </w:p>
     <w:p>
@@ -1123,7 +1093,37 @@
           <w:sz w:val="21"/>
           <w:szCs w:val="21"/>
         </w:rPr>
-        <w:t xml:space="preserve">D.  Soil is not necessary for germination if water, oxygen and suitable warmth are present</w:t>
+        <w:t xml:space="preserve">B.  Water filled the soil pores, so the seeds got too little oxygen</w:t>
+      </w:r>
+    </w:p>
+    <w:p>
+      <w:pPr>
+        <w:keepNext/>
+        <w:spacing w:after="20"/>
+        <w:ind w:left="360"/>
+      </w:pPr>
+      <w:r>
+        <w:rPr>
+          <w:rFonts w:ascii="Arial" w:cs="Arial" w:eastAsia="Arial" w:hAnsi="Arial"/>
+          <w:sz w:val="21"/>
+          <w:szCs w:val="21"/>
+        </w:rPr>
+        <w:t xml:space="preserve">C.  The soil became too cold for any seed to absorb water</w:t>
+      </w:r>
+    </w:p>
+    <w:p>
+      <w:pPr>
+        <w:keepNext/>
+        <w:spacing w:after="20"/>
+        <w:ind w:left="360"/>
+      </w:pPr>
+      <w:r>
+        <w:rPr>
+          <w:rFonts w:ascii="Arial" w:cs="Arial" w:eastAsia="Arial" w:hAnsi="Arial"/>
+          <w:sz w:val="21"/>
+          <w:szCs w:val="21"/>
+        </w:rPr>
+        <w:t xml:space="preserve">D.  The seeds became dormant because they had too much water</w:t>
       </w:r>
     </w:p>
     <w:p>
@@ -1139,7 +1139,7 @@
           <w:sz w:val="21"/>
           <w:szCs w:val="21"/>
         </w:rPr>
-        <w:t xml:space="preserve">Correct answer: D. </w:t>
+        <w:t xml:space="preserve">Correct answer: B. </w:t>
       </w:r>
       <w:r>
         <w:rPr>
@@ -1148,7 +1148,7 @@
           <w:sz w:val="19"/>
           <w:szCs w:val="19"/>
         </w:rPr>
-        <w:t xml:space="preserve">Seeds germinated without any soil, so soil is not a requirement. Water, oxygen and suitable temperature were enough, which corrects the common misconception that soil is essential.</w:t>
+        <w:t xml:space="preserve">Waterlogged soil has its air spaces filled with water, so the seeds lack oxygen for respiration. This is like the no-air jar.</w:t>
       </w:r>
     </w:p>
     <w:p>
@@ -1163,7 +1163,7 @@
           <w:sz w:val="16"/>
           <w:szCs w:val="16"/>
         </w:rPr>
-        <w:t xml:space="preserve">USE AFTER: MODEL BUILDING PHASE — Revising the Day 1 model: conditions and labelled diagrams of maize and bean germination</w:t>
+        <w:t xml:space="preserve">USE AFTER: EXPLAIN PHASE — Part B: drawing and labelling epigeal germination of Rosecoco and hypogeal germination of maize H614</w:t>
       </w:r>
     </w:p>
     <w:p>
@@ -1179,7 +1179,37 @@
           <w:sz w:val="21"/>
           <w:szCs w:val="21"/>
         </w:rPr>
-        <w:t xml:space="preserve">Q6. Which list shows the correct order of events in the germination of a maize or bean seed?</w:t>
+        <w:t xml:space="preserve">Q6. Rosecoco beans show epigeal germination, and the cotyledons are carried above the soil. Which part of the seedling makes this happen?</w:t>
+      </w:r>
+    </w:p>
+    <w:p>
+      <w:pPr>
+        <w:keepNext/>
+        <w:spacing w:after="20"/>
+        <w:ind w:left="360"/>
+      </w:pPr>
+      <w:r>
+        <w:rPr>
+          <w:rFonts w:ascii="Arial" w:cs="Arial" w:eastAsia="Arial" w:hAnsi="Arial"/>
+          <w:sz w:val="21"/>
+          <w:szCs w:val="21"/>
+        </w:rPr>
+        <w:t xml:space="preserve">A.  The scutellum grows upwards out of the soil</w:t>
+      </w:r>
+    </w:p>
+    <w:p>
+      <w:pPr>
+        <w:keepNext/>
+        <w:spacing w:after="20"/>
+        <w:ind w:left="360"/>
+      </w:pPr>
+      <w:r>
+        <w:rPr>
+          <w:rFonts w:ascii="Arial" w:cs="Arial" w:eastAsia="Arial" w:hAnsi="Arial"/>
+          <w:sz w:val="21"/>
+          <w:szCs w:val="21"/>
+        </w:rPr>
+        <w:t xml:space="preserve">B.  The coleoptile pierces the soil and lifts the cotyledons</w:t>
       </w:r>
     </w:p>
     <w:p>
@@ -1197,52 +1227,22 @@
           <w:sz w:val="21"/>
           <w:szCs w:val="21"/>
         </w:rPr>
-        <w:t xml:space="preserve">A.  Water uptake, enzymes activated, radicle emerges, plumule emerges</w:t>
-      </w:r>
-    </w:p>
-    <w:p>
-      <w:pPr>
-        <w:keepNext/>
-        <w:spacing w:after="20"/>
-        <w:ind w:left="360"/>
-      </w:pPr>
-      <w:r>
-        <w:rPr>
-          <w:rFonts w:ascii="Arial" w:cs="Arial" w:eastAsia="Arial" w:hAnsi="Arial"/>
-          <w:sz w:val="21"/>
-          <w:szCs w:val="21"/>
-        </w:rPr>
-        <w:t xml:space="preserve">B.  Radicle emerges, water uptake, enzymes activated, plumule emerges</w:t>
-      </w:r>
-    </w:p>
-    <w:p>
-      <w:pPr>
-        <w:keepNext/>
-        <w:spacing w:after="20"/>
-        <w:ind w:left="360"/>
-      </w:pPr>
-      <w:r>
-        <w:rPr>
-          <w:rFonts w:ascii="Arial" w:cs="Arial" w:eastAsia="Arial" w:hAnsi="Arial"/>
-          <w:sz w:val="21"/>
-          <w:szCs w:val="21"/>
-        </w:rPr>
-        <w:t xml:space="preserve">C.  Enzymes activated, plumule emerges, water uptake, radicle emerges</w:t>
-      </w:r>
-    </w:p>
-    <w:p>
-      <w:pPr>
-        <w:keepNext/>
-        <w:spacing w:after="20"/>
-        <w:ind w:left="360"/>
-      </w:pPr>
-      <w:r>
-        <w:rPr>
-          <w:rFonts w:ascii="Arial" w:cs="Arial" w:eastAsia="Arial" w:hAnsi="Arial"/>
-          <w:sz w:val="21"/>
-          <w:szCs w:val="21"/>
-        </w:rPr>
-        <w:t xml:space="preserve">D.  Plumule emerges, radicle emerges, water uptake, enzymes activated</w:t>
+        <w:t xml:space="preserve">C.  The hypocotyl elongates as an arch and pulls the cotyledons above the soil</w:t>
+      </w:r>
+    </w:p>
+    <w:p>
+      <w:pPr>
+        <w:keepNext/>
+        <w:spacing w:after="20"/>
+        <w:ind w:left="360"/>
+      </w:pPr>
+      <w:r>
+        <w:rPr>
+          <w:rFonts w:ascii="Arial" w:cs="Arial" w:eastAsia="Arial" w:hAnsi="Arial"/>
+          <w:sz w:val="21"/>
+          <w:szCs w:val="21"/>
+        </w:rPr>
+        <w:t xml:space="preserve">D.  The radicle grows upwards to push the cotyledons out</w:t>
       </w:r>
     </w:p>
     <w:p>
@@ -1258,7 +1258,7 @@
           <w:sz w:val="21"/>
           <w:szCs w:val="21"/>
         </w:rPr>
-        <w:t xml:space="preserve">Correct answer: A. </w:t>
+        <w:t xml:space="preserve">Correct answer: C. </w:t>
       </w:r>
       <w:r>
         <w:rPr>
@@ -1267,7 +1267,7 @@
           <w:sz w:val="19"/>
           <w:szCs w:val="19"/>
         </w:rPr>
-        <w:t xml:space="preserve">The seed first takes in water, which activates enzymes. The radicle then breaks out and grows downwards, followed by the plumule.</w:t>
+        <w:t xml:space="preserve">In epigeal germination, the hypocotyl lengthens and forms an arch that lifts the cotyledons above the ground. The coleoptile and scutellum belong to maize (hypogeal), and the radicle grows downwards.</w:t>
       </w:r>
     </w:p>
     <w:p>
@@ -1282,7 +1282,7 @@
           <w:sz w:val="16"/>
           <w:szCs w:val="16"/>
         </w:rPr>
-        <w:t xml:space="preserve">USE AFTER: END OF LESSON — Model revision note: why the farmer's seeds planted together after the same rain germinate at different times or fail</w:t>
+        <w:t xml:space="preserve">USE AFTER: END OF LESSON — Part B: comparison statement explaining why germination (Day 3 and Day 4 radicle) and emergence (Day 7 and Day 8) are different events</w:t>
       </w:r>
     </w:p>
     <w:p>
@@ -1298,37 +1298,7 @@
           <w:sz w:val="21"/>
           <w:szCs w:val="21"/>
         </w:rPr>
-        <w:t xml:space="preserve">Q7. A farmer in Kitale plants healthy-looking maize seeds after good rain. The soil is moist, well aerated and warm, yet some seeds never germinate. Which is the most likely reason?</w:t>
-      </w:r>
-    </w:p>
-    <w:p>
-      <w:pPr>
-        <w:keepNext/>
-        <w:spacing w:after="20"/>
-        <w:ind w:left="360"/>
-      </w:pPr>
-      <w:r>
-        <w:rPr>
-          <w:rFonts w:ascii="Arial" w:cs="Arial" w:eastAsia="Arial" w:hAnsi="Arial"/>
-          <w:sz w:val="21"/>
-          <w:szCs w:val="21"/>
-        </w:rPr>
-        <w:t xml:space="preserve">A.  The seeds are hypogeal, so they cannot germinate</w:t>
-      </w:r>
-    </w:p>
-    <w:p>
-      <w:pPr>
-        <w:keepNext/>
-        <w:spacing w:after="20"/>
-        <w:ind w:left="360"/>
-      </w:pPr>
-      <w:r>
-        <w:rPr>
-          <w:rFonts w:ascii="Arial" w:cs="Arial" w:eastAsia="Arial" w:hAnsi="Arial"/>
-          <w:sz w:val="21"/>
-          <w:szCs w:val="21"/>
-        </w:rPr>
-        <w:t xml:space="preserve">B.  The seeds did not get enough sunlight underground</w:t>
+        <w:t xml:space="preserve">Q7. In the time-lapse results, the bean radicle came out on Day 3 and the bean shoot appeared above the soil on Day 8 (emergence). How many days passed between germination and emergence in the bean?</w:t>
       </w:r>
     </w:p>
     <w:p>
@@ -1346,22 +1316,52 @@
           <w:sz w:val="21"/>
           <w:szCs w:val="21"/>
         </w:rPr>
-        <w:t xml:space="preserve">C.  The seeds are dead (not viable) or dormant</w:t>
-      </w:r>
-    </w:p>
-    <w:p>
-      <w:pPr>
-        <w:keepNext/>
-        <w:spacing w:after="20"/>
-        <w:ind w:left="360"/>
-      </w:pPr>
-      <w:r>
-        <w:rPr>
-          <w:rFonts w:ascii="Arial" w:cs="Arial" w:eastAsia="Arial" w:hAnsi="Arial"/>
-          <w:sz w:val="21"/>
-          <w:szCs w:val="21"/>
-        </w:rPr>
-        <w:t xml:space="preserve">D.  The soil had too much oxygen</w:t>
+        <w:t xml:space="preserve">A.  5 days</w:t>
+      </w:r>
+    </w:p>
+    <w:p>
+      <w:pPr>
+        <w:keepNext/>
+        <w:spacing w:after="20"/>
+        <w:ind w:left="360"/>
+      </w:pPr>
+      <w:r>
+        <w:rPr>
+          <w:rFonts w:ascii="Arial" w:cs="Arial" w:eastAsia="Arial" w:hAnsi="Arial"/>
+          <w:sz w:val="21"/>
+          <w:szCs w:val="21"/>
+        </w:rPr>
+        <w:t xml:space="preserve">B.  3 days</w:t>
+      </w:r>
+    </w:p>
+    <w:p>
+      <w:pPr>
+        <w:keepNext/>
+        <w:spacing w:after="20"/>
+        <w:ind w:left="360"/>
+      </w:pPr>
+      <w:r>
+        <w:rPr>
+          <w:rFonts w:ascii="Arial" w:cs="Arial" w:eastAsia="Arial" w:hAnsi="Arial"/>
+          <w:sz w:val="21"/>
+          <w:szCs w:val="21"/>
+        </w:rPr>
+        <w:t xml:space="preserve">C.  8 days</w:t>
+      </w:r>
+    </w:p>
+    <w:p>
+      <w:pPr>
+        <w:keepNext/>
+        <w:spacing w:after="20"/>
+        <w:ind w:left="360"/>
+      </w:pPr>
+      <w:r>
+        <w:rPr>
+          <w:rFonts w:ascii="Arial" w:cs="Arial" w:eastAsia="Arial" w:hAnsi="Arial"/>
+          <w:sz w:val="21"/>
+          <w:szCs w:val="21"/>
+        </w:rPr>
+        <w:t xml:space="preserve">D.  11 days</w:t>
       </w:r>
     </w:p>
     <w:p>
@@ -1377,7 +1377,7 @@
           <w:sz w:val="21"/>
           <w:szCs w:val="21"/>
         </w:rPr>
-        <w:t xml:space="preserve">Correct answer: C. </w:t>
+        <w:t xml:space="preserve">Correct answer: A. </w:t>
       </w:r>
       <w:r>
         <w:rPr>
@@ -1386,7 +1386,7 @@
           <w:sz w:val="19"/>
           <w:szCs w:val="19"/>
         </w:rPr>
-        <w:t xml:space="preserve">When water, oxygen and warmth are suitable, failure points to an internal factor: the seed is dead (non-viable) or still dormant. Seeds do not need light to germinate, and oxygen is needed, not harmful.</w:t>
+        <w:t xml:space="preserve">Germination (radicle out) was on Day 3 and emergence on Day 8, so the gap is 8 - 3 = 5 days. This shows germination and emergence are different events.</w:t>
       </w:r>
     </w:p>
     <w:p>
@@ -1405,7 +1405,7 @@
         </w:rPr>
         <w:t xml:space="preserve">© 2026 SeaVuria and ARES. Aligned with KICD objectives. Developed by SeaVuria; technical implementation by ARES (with AI assistance from Claude). Licensed under </w:t>
       </w:r>
-      <w:hyperlink w:history="1" r:id="rId2e-0vbss48s-mi5vinvtv">
+      <w:hyperlink w:history="1" r:id="rIdxbksu1jtuszr-bymbla7q">
         <w:r>
           <w:rPr>
             <w:rFonts w:ascii="Arial" w:cs="Arial" w:eastAsia="Arial" w:hAnsi="Arial"/>
@@ -1426,7 +1426,7 @@
         </w:rPr>
         <w:t xml:space="preserve"> (</w:t>
       </w:r>
-      <w:hyperlink w:history="1" r:id="rIdytwtxhkwbtpzauvcc3u_r">
+      <w:hyperlink w:history="1" r:id="rIdmzm3epcieyhqqm18-roos">
         <w:r>
           <w:rPr>
             <w:rFonts w:ascii="Arial" w:cs="Arial" w:eastAsia="Arial" w:hAnsi="Arial"/>
